--- a/docs/4. 软件测试分析报告-11组.docx
+++ b/docs/4. 软件测试分析报告-11组.docx
@@ -409,12 +409,6 @@
                   <w:insideH w:val="single" w:color="auto" w:sz="4" w:space="0"/>
                   <w:insideV w:val="none" w:color="auto" w:sz="0" w:space="0"/>
                 </w:tblBorders>
-                <w:tblCellMar>
-                  <w:top w:w="0" w:type="dxa"/>
-                  <w:left w:w="108" w:type="dxa"/>
-                  <w:bottom w:w="0" w:type="dxa"/>
-                  <w:right w:w="108" w:type="dxa"/>
-                </w:tblCellMar>
               </w:tblPrEx>
               <w:trPr>
                 <w:trHeight w:val="454" w:hRule="atLeast"/>
@@ -912,11 +906,11 @@
           <w:lang w:val="en-US" w:eastAsia="zh-CN"/>
         </w:rPr>
       </w:pPr>
-      <w:bookmarkStart w:id="0" w:name="_Toc9317"/>
-      <w:bookmarkStart w:id="1" w:name="_Toc7669"/>
-      <w:bookmarkStart w:id="2" w:name="_Toc436647254"/>
+      <w:bookmarkStart w:id="0" w:name="_Toc7669"/>
+      <w:bookmarkStart w:id="1" w:name="_Toc9317"/>
+      <w:bookmarkStart w:id="2" w:name="_Toc500252844"/>
       <w:bookmarkStart w:id="3" w:name="_Toc436492414"/>
-      <w:bookmarkStart w:id="4" w:name="_Toc500252844"/>
+      <w:bookmarkStart w:id="4" w:name="_Toc436647254"/>
       <w:r>
         <w:rPr>
           <w:rFonts w:hint="eastAsia" w:ascii="黑体" w:hAnsi="黑体" w:eastAsia="黑体"/>
@@ -10197,7 +10191,12 @@
         <w:bidi w:val="0"/>
       </w:pPr>
       <w:r>
-        <w:t>UC15支付宝在线缴费用例的测试用例，共设计5个测试用例（1个成功场景 + 4个失败场景）。本系统集成支付宝沙箱环境（RSA2证书模式），支持订单创建、支付页面跳转、同步/异步回调处理和订单超时自动关闭。</w:t>
+        <w:t>UC15支付宝在线缴费用例的测试用例，共设计5个测试用例（1个成功场景 + 4个失败场</w:t>
+      </w:r>
+      <w:bookmarkStart w:id="25" w:name="_GoBack"/>
+      <w:bookmarkEnd w:id="25"/>
+      <w:r>
+        <w:t>景）。本系统集成支付宝沙箱环境（RSA2证书模式），支持订单创建、支付页面跳转、同步/异步回调处理和订单超时自动关闭。</w:t>
       </w:r>
     </w:p>
     <w:p>
@@ -13340,8 +13339,6 @@
       <w:pPr>
         <w:bidi w:val="0"/>
       </w:pPr>
-      <w:bookmarkStart w:id="25" w:name="_GoBack"/>
-      <w:bookmarkEnd w:id="25"/>
       <w:r>
         <w:t>通过率：100%（含部分通过） / 完全通过率：72.5%（29/40）</w:t>
       </w:r>
@@ -13417,8 +13414,23 @@
           </w:tcPr>
           <w:p>
             <w:pPr>
+              <w:keepNext w:val="0"/>
+              <w:keepLines w:val="0"/>
+              <w:pageBreakBefore w:val="0"/>
+              <w:widowControl/>
+              <w:kinsoku/>
+              <w:wordWrap/>
+              <w:overflowPunct/>
+              <w:topLinePunct w:val="0"/>
+              <w:autoSpaceDE/>
+              <w:autoSpaceDN/>
+              <w:bidi w:val="0"/>
+              <w:adjustRightInd/>
+              <w:snapToGrid/>
               <w:spacing w:after="0" w:line="240" w:lineRule="auto"/>
+              <w:ind w:firstLine="0" w:firstLineChars="0"/>
               <w:jc w:val="center"/>
+              <w:textAlignment w:val="auto"/>
             </w:pPr>
             <w:r>
               <w:rPr>
@@ -13437,8 +13449,23 @@
           </w:tcPr>
           <w:p>
             <w:pPr>
+              <w:keepNext w:val="0"/>
+              <w:keepLines w:val="0"/>
+              <w:pageBreakBefore w:val="0"/>
+              <w:widowControl/>
+              <w:kinsoku/>
+              <w:wordWrap/>
+              <w:overflowPunct/>
+              <w:topLinePunct w:val="0"/>
+              <w:autoSpaceDE/>
+              <w:autoSpaceDN/>
+              <w:bidi w:val="0"/>
+              <w:adjustRightInd/>
+              <w:snapToGrid/>
               <w:spacing w:after="0" w:line="240" w:lineRule="auto"/>
+              <w:ind w:firstLine="0" w:firstLineChars="0"/>
               <w:jc w:val="center"/>
+              <w:textAlignment w:val="auto"/>
             </w:pPr>
             <w:r>
               <w:rPr>
@@ -13457,8 +13484,23 @@
           </w:tcPr>
           <w:p>
             <w:pPr>
+              <w:keepNext w:val="0"/>
+              <w:keepLines w:val="0"/>
+              <w:pageBreakBefore w:val="0"/>
+              <w:widowControl/>
+              <w:kinsoku/>
+              <w:wordWrap/>
+              <w:overflowPunct/>
+              <w:topLinePunct w:val="0"/>
+              <w:autoSpaceDE/>
+              <w:autoSpaceDN/>
+              <w:bidi w:val="0"/>
+              <w:adjustRightInd/>
+              <w:snapToGrid/>
               <w:spacing w:after="0" w:line="240" w:lineRule="auto"/>
+              <w:ind w:firstLine="0" w:firstLineChars="0"/>
               <w:jc w:val="center"/>
+              <w:textAlignment w:val="auto"/>
             </w:pPr>
             <w:r>
               <w:rPr>
@@ -13477,8 +13519,23 @@
           </w:tcPr>
           <w:p>
             <w:pPr>
+              <w:keepNext w:val="0"/>
+              <w:keepLines w:val="0"/>
+              <w:pageBreakBefore w:val="0"/>
+              <w:widowControl/>
+              <w:kinsoku/>
+              <w:wordWrap/>
+              <w:overflowPunct/>
+              <w:topLinePunct w:val="0"/>
+              <w:autoSpaceDE/>
+              <w:autoSpaceDN/>
+              <w:bidi w:val="0"/>
+              <w:adjustRightInd/>
+              <w:snapToGrid/>
               <w:spacing w:after="0" w:line="240" w:lineRule="auto"/>
+              <w:ind w:firstLine="0" w:firstLineChars="0"/>
               <w:jc w:val="center"/>
+              <w:textAlignment w:val="auto"/>
             </w:pPr>
             <w:r>
               <w:rPr>
@@ -13497,8 +13554,23 @@
           </w:tcPr>
           <w:p>
             <w:pPr>
+              <w:keepNext w:val="0"/>
+              <w:keepLines w:val="0"/>
+              <w:pageBreakBefore w:val="0"/>
+              <w:widowControl/>
+              <w:kinsoku/>
+              <w:wordWrap/>
+              <w:overflowPunct/>
+              <w:topLinePunct w:val="0"/>
+              <w:autoSpaceDE/>
+              <w:autoSpaceDN/>
+              <w:bidi w:val="0"/>
+              <w:adjustRightInd/>
+              <w:snapToGrid/>
               <w:spacing w:after="0" w:line="240" w:lineRule="auto"/>
+              <w:ind w:firstLine="0" w:firstLineChars="0"/>
               <w:jc w:val="center"/>
+              <w:textAlignment w:val="auto"/>
             </w:pPr>
             <w:r>
               <w:rPr>
@@ -13517,8 +13589,23 @@
           </w:tcPr>
           <w:p>
             <w:pPr>
+              <w:keepNext w:val="0"/>
+              <w:keepLines w:val="0"/>
+              <w:pageBreakBefore w:val="0"/>
+              <w:widowControl/>
+              <w:kinsoku/>
+              <w:wordWrap/>
+              <w:overflowPunct/>
+              <w:topLinePunct w:val="0"/>
+              <w:autoSpaceDE/>
+              <w:autoSpaceDN/>
+              <w:bidi w:val="0"/>
+              <w:adjustRightInd/>
+              <w:snapToGrid/>
               <w:spacing w:after="0" w:line="240" w:lineRule="auto"/>
+              <w:ind w:firstLine="0" w:firstLineChars="0"/>
               <w:jc w:val="center"/>
+              <w:textAlignment w:val="auto"/>
             </w:pPr>
             <w:r>
               <w:rPr>
@@ -13537,8 +13624,23 @@
           </w:tcPr>
           <w:p>
             <w:pPr>
+              <w:keepNext w:val="0"/>
+              <w:keepLines w:val="0"/>
+              <w:pageBreakBefore w:val="0"/>
+              <w:widowControl/>
+              <w:kinsoku/>
+              <w:wordWrap/>
+              <w:overflowPunct/>
+              <w:topLinePunct w:val="0"/>
+              <w:autoSpaceDE/>
+              <w:autoSpaceDN/>
+              <w:bidi w:val="0"/>
+              <w:adjustRightInd/>
+              <w:snapToGrid/>
               <w:spacing w:after="0" w:line="240" w:lineRule="auto"/>
+              <w:ind w:firstLine="0" w:firstLineChars="0"/>
               <w:jc w:val="center"/>
+              <w:textAlignment w:val="auto"/>
             </w:pPr>
             <w:r>
               <w:rPr>
@@ -16308,9 +16410,14 @@
       <w:rFonts w:eastAsia="黑体" w:asciiTheme="majorAscii" w:hAnsiTheme="majorAscii" w:cstheme="majorBidi"/>
       <w:b/>
       <w:bCs/>
-      <w:color w:val="376092" w:themeColor="accent1" w:themeShade="BF"/>
+      <w:color w:val="000000" w:themeColor="text1"/>
       <w:sz w:val="28"/>
       <w:szCs w:val="28"/>
+      <w14:textFill>
+        <w14:solidFill>
+          <w14:schemeClr w14:val="tx1"/>
+        </w14:solidFill>
+      </w14:textFill>
     </w:rPr>
   </w:style>
   <w:style w:type="paragraph" w:styleId="4">
@@ -16332,12 +16439,12 @@
       <w:rFonts w:eastAsia="黑体" w:asciiTheme="majorAscii" w:hAnsiTheme="majorAscii" w:cstheme="majorBidi"/>
       <w:b/>
       <w:bCs/>
-      <w:color w:val="4F81BD" w:themeColor="accent1"/>
+      <w:color w:val="000000" w:themeColor="text1"/>
       <w:sz w:val="26"/>
       <w:szCs w:val="26"/>
       <w14:textFill>
         <w14:solidFill>
-          <w14:schemeClr w14:val="accent1"/>
+          <w14:schemeClr w14:val="tx1"/>
         </w14:solidFill>
       </w14:textFill>
     </w:rPr>
@@ -16361,10 +16468,10 @@
       <w:rFonts w:eastAsia="黑体" w:asciiTheme="majorAscii" w:hAnsiTheme="majorAscii" w:cstheme="majorBidi"/>
       <w:b/>
       <w:bCs/>
-      <w:color w:val="4F81BD" w:themeColor="accent1"/>
+      <w:color w:val="000000" w:themeColor="text1"/>
       <w14:textFill>
         <w14:solidFill>
-          <w14:schemeClr w14:val="accent1"/>
+          <w14:schemeClr w14:val="tx1"/>
         </w14:solidFill>
       </w14:textFill>
     </w:rPr>
@@ -16385,15 +16492,15 @@
       <w:outlineLvl w:val="3"/>
     </w:pPr>
     <w:rPr>
-      <w:rFonts w:asciiTheme="majorHAnsi" w:hAnsiTheme="majorHAnsi" w:eastAsiaTheme="majorEastAsia" w:cstheme="majorBidi"/>
+      <w:rFonts w:asciiTheme="majorAscii" w:hAnsiTheme="majorAscii" w:eastAsiaTheme="majorEastAsia" w:cstheme="majorBidi"/>
       <w:b/>
       <w:bCs/>
       <w:i/>
       <w:iCs/>
-      <w:color w:val="4F81BD" w:themeColor="accent1"/>
+      <w:color w:val="000000" w:themeColor="text1"/>
       <w14:textFill>
         <w14:solidFill>
-          <w14:schemeClr w14:val="accent1"/>
+          <w14:schemeClr w14:val="tx1"/>
         </w14:solidFill>
       </w14:textFill>
     </w:rPr>
@@ -16627,14 +16734,15 @@
       <w:spacing w:line="240" w:lineRule="auto"/>
     </w:pPr>
     <w:rPr>
+      <w:rFonts w:asciiTheme="minorAscii" w:hAnsiTheme="minorAscii"/>
       <w:b/>
       <w:bCs/>
-      <w:color w:val="4F81BD" w:themeColor="accent1"/>
+      <w:color w:val="000000" w:themeColor="text1"/>
       <w:sz w:val="18"/>
       <w:szCs w:val="18"/>
       <w14:textFill>
         <w14:solidFill>
-          <w14:schemeClr w14:val="accent1"/>
+          <w14:schemeClr w14:val="tx1"/>
         </w14:solidFill>
       </w14:textFill>
     </w:rPr>
@@ -28483,9 +28591,14 @@
       <w:rFonts w:eastAsia="黑体" w:asciiTheme="majorAscii" w:hAnsiTheme="majorAscii" w:cstheme="majorBidi"/>
       <w:b/>
       <w:bCs/>
-      <w:color w:val="376092" w:themeColor="accent1" w:themeShade="BF"/>
+      <w:color w:val="000000" w:themeColor="text1"/>
       <w:sz w:val="28"/>
       <w:szCs w:val="28"/>
+      <w14:textFill>
+        <w14:solidFill>
+          <w14:schemeClr w14:val="tx1"/>
+        </w14:solidFill>
+      </w14:textFill>
     </w:rPr>
   </w:style>
   <w:style w:type="character" w:customStyle="1" w:styleId="142">
@@ -28498,12 +28611,12 @@
       <w:rFonts w:eastAsia="黑体" w:asciiTheme="majorAscii" w:hAnsiTheme="majorAscii" w:cstheme="majorBidi"/>
       <w:b/>
       <w:bCs/>
-      <w:color w:val="4F81BD" w:themeColor="accent1"/>
+      <w:color w:val="000000" w:themeColor="text1"/>
       <w:sz w:val="26"/>
       <w:szCs w:val="26"/>
       <w14:textFill>
         <w14:solidFill>
-          <w14:schemeClr w14:val="accent1"/>
+          <w14:schemeClr w14:val="tx1"/>
         </w14:solidFill>
       </w14:textFill>
     </w:rPr>
@@ -28518,10 +28631,10 @@
       <w:rFonts w:eastAsia="黑体" w:asciiTheme="majorAscii" w:hAnsiTheme="majorAscii" w:cstheme="majorBidi"/>
       <w:b/>
       <w:bCs/>
-      <w:color w:val="4F81BD" w:themeColor="accent1"/>
+      <w:color w:val="000000" w:themeColor="text1"/>
       <w14:textFill>
         <w14:solidFill>
-          <w14:schemeClr w14:val="accent1"/>
+          <w14:schemeClr w14:val="tx1"/>
         </w14:solidFill>
       </w14:textFill>
     </w:rPr>
@@ -28652,15 +28765,15 @@
     <w:qFormat/>
     <w:uiPriority w:val="9"/>
     <w:rPr>
-      <w:rFonts w:asciiTheme="majorHAnsi" w:hAnsiTheme="majorHAnsi" w:eastAsiaTheme="majorEastAsia" w:cstheme="majorBidi"/>
+      <w:rFonts w:asciiTheme="majorAscii" w:hAnsiTheme="majorAscii" w:eastAsiaTheme="majorEastAsia" w:cstheme="majorBidi"/>
       <w:b/>
       <w:bCs/>
       <w:i/>
       <w:iCs/>
-      <w:color w:val="4F81BD" w:themeColor="accent1"/>
+      <w:color w:val="000000" w:themeColor="text1"/>
       <w14:textFill>
         <w14:solidFill>
-          <w14:schemeClr w14:val="accent1"/>
+          <w14:schemeClr w14:val="tx1"/>
         </w14:solidFill>
       </w14:textFill>
     </w:rPr>
